--- a/leetcode/按分类刷题/C++/03排序/排序.docx
+++ b/leetcode/按分类刷题/C++/03排序/排序.docx
@@ -106,9 +106,18 @@
       <w:r>
         <w:rPr>
           <w:rFonts w:hint="eastAsia"/>
-          <w:lang w:val="en-US" w:eastAsia="zh-CN"/>
-        </w:rPr>
-        <w:t>方法一：自底向上非递归形式的归并排序算法。</w:t>
+          <w:b/>
+          <w:bCs/>
+          <w:lang w:val="en-US" w:eastAsia="zh-CN"/>
+        </w:rPr>
+        <w:t>方法一</w:t>
+      </w:r>
+      <w:r>
+        <w:rPr>
+          <w:rFonts w:hint="eastAsia"/>
+          <w:lang w:val="en-US" w:eastAsia="zh-CN"/>
+        </w:rPr>
+        <w:t>：自底向上非递归形式的归并排序算法。</w:t>
       </w:r>
     </w:p>
     <w:p>
@@ -204,7 +213,7 @@
     <w:p>
       <w:pPr>
         <w:rPr>
-          <w:rFonts w:hint="default" w:eastAsiaTheme="minorEastAsia"/>
+          <w:rFonts w:hint="eastAsia"/>
           <w:lang w:val="en-US" w:eastAsia="zh-CN"/>
         </w:rPr>
       </w:pPr>
@@ -214,9 +223,150 @@
           <w:lang w:val="en-US" w:eastAsia="zh-CN"/>
         </w:rPr>
         <w:t>注意在具体实现时有很多细节需要注意，详见代码。</w:t>
+      </w:r>
+    </w:p>
+    <w:p>
+      <w:pPr>
+        <w:rPr>
+          <w:rFonts w:hint="eastAsia"/>
+          <w:lang w:val="en-US" w:eastAsia="zh-CN"/>
+        </w:rPr>
+      </w:pPr>
+      <w:r>
+        <w:rPr>
+          <w:rFonts w:hint="eastAsia"/>
+          <w:lang w:val="en-US" w:eastAsia="zh-CN"/>
+        </w:rPr>
+        <w:t>有关其他方法可以参见博客：</w:t>
+      </w:r>
+      <w:r>
+        <w:rPr>
+          <w:rFonts w:hint="eastAsia"/>
+          <w:lang w:val="en-US" w:eastAsia="zh-CN"/>
+        </w:rPr>
+        <w:fldChar w:fldCharType="begin"/>
+      </w:r>
+      <w:r>
+        <w:rPr>
+          <w:rFonts w:hint="eastAsia"/>
+          <w:lang w:val="en-US" w:eastAsia="zh-CN"/>
+        </w:rPr>
+        <w:instrText xml:space="preserve"> HYPERLINK "https://blog.csdn.net/CS_COPy/article/details/122385835" </w:instrText>
+      </w:r>
+      <w:r>
+        <w:rPr>
+          <w:rFonts w:hint="eastAsia"/>
+          <w:lang w:val="en-US" w:eastAsia="zh-CN"/>
+        </w:rPr>
+        <w:fldChar w:fldCharType="separate"/>
+      </w:r>
+      <w:r>
+        <w:rPr>
+          <w:rStyle w:val="4"/>
+          <w:rFonts w:hint="eastAsia"/>
+          <w:lang w:val="en-US" w:eastAsia="zh-CN"/>
+        </w:rPr>
+        <w:t>https://blog.csdn.net/CS_COPy/article/details/122385835</w:t>
+      </w:r>
+      <w:r>
+        <w:rPr>
+          <w:rFonts w:hint="eastAsia"/>
+          <w:lang w:val="en-US" w:eastAsia="zh-CN"/>
+        </w:rPr>
+        <w:fldChar w:fldCharType="end"/>
+      </w:r>
+    </w:p>
+    <w:p>
+      <w:pPr>
+        <w:rPr>
+          <w:rFonts w:hint="eastAsia"/>
+          <w:lang w:val="en-US" w:eastAsia="zh-CN"/>
+        </w:rPr>
+      </w:pPr>
+      <w:r>
+        <w:rPr>
+          <w:rFonts w:hint="eastAsia"/>
+          <w:lang w:val="en-US" w:eastAsia="zh-CN"/>
+        </w:rPr>
+        <w:fldChar w:fldCharType="begin"/>
+      </w:r>
+      <w:r>
+        <w:rPr>
+          <w:rFonts w:hint="eastAsia"/>
+          <w:lang w:val="en-US" w:eastAsia="zh-CN"/>
+        </w:rPr>
+        <w:instrText xml:space="preserve"> HYPERLINK "https://www.acwing.com/solution/content/18976/" </w:instrText>
+      </w:r>
+      <w:r>
+        <w:rPr>
+          <w:rFonts w:hint="eastAsia"/>
+          <w:lang w:val="en-US" w:eastAsia="zh-CN"/>
+        </w:rPr>
+        <w:fldChar w:fldCharType="separate"/>
+      </w:r>
+      <w:r>
+        <w:rPr>
+          <w:rStyle w:val="4"/>
+          <w:rFonts w:hint="eastAsia"/>
+          <w:lang w:val="en-US" w:eastAsia="zh-CN"/>
+        </w:rPr>
+        <w:t>https://www.acwing.com/solution/content/18976/</w:t>
+      </w:r>
+      <w:r>
+        <w:rPr>
+          <w:rFonts w:hint="eastAsia"/>
+          <w:lang w:val="en-US" w:eastAsia="zh-CN"/>
+        </w:rPr>
+        <w:fldChar w:fldCharType="end"/>
       </w:r>
       <w:bookmarkStart w:id="0" w:name="_GoBack"/>
       <w:bookmarkEnd w:id="0"/>
+    </w:p>
+    <w:p>
+      <w:pPr>
+        <w:rPr>
+          <w:rFonts w:hint="eastAsia"/>
+          <w:lang w:val="en-US" w:eastAsia="zh-CN"/>
+        </w:rPr>
+      </w:pPr>
+      <w:r>
+        <w:rPr>
+          <w:rFonts w:hint="eastAsia"/>
+          <w:lang w:val="en-US" w:eastAsia="zh-CN"/>
+        </w:rPr>
+        <w:t>下面对这些方法做一个总结。</w:t>
+      </w:r>
+    </w:p>
+    <w:p>
+      <w:pPr>
+        <w:rPr>
+          <w:rFonts w:hint="eastAsia"/>
+          <w:lang w:val="en-US" w:eastAsia="zh-CN"/>
+        </w:rPr>
+      </w:pPr>
+      <w:r>
+        <w:rPr>
+          <w:rFonts w:hint="eastAsia"/>
+          <w:lang w:val="en-US" w:eastAsia="zh-CN"/>
+        </w:rPr>
+        <w:t>方法二：自顶向下递归形式的归并排序</w:t>
+      </w:r>
+    </w:p>
+    <w:p>
+      <w:pPr>
+        <w:rPr>
+          <w:rFonts w:hint="default"/>
+          <w:lang w:val="en-US" w:eastAsia="zh-CN"/>
+        </w:rPr>
+      </w:pPr>
+    </w:p>
+    <w:p>
+      <w:pPr>
+        <w:rPr>
+          <w:rFonts w:hint="default"/>
+          <w:lang w:val="en-US" w:eastAsia="zh-CN"/>
+        </w:rPr>
+      </w:pPr>
     </w:p>
     <w:sectPr>
       <w:pgSz w:w="11906" w:h="16838"/>
@@ -522,6 +672,15 @@
       </w:tblCellMar>
     </w:tblPr>
   </w:style>
+  <w:style w:type="character" w:styleId="4">
+    <w:name w:val="Hyperlink"/>
+    <w:basedOn w:val="3"/>
+    <w:uiPriority w:val="0"/>
+    <w:rPr>
+      <w:color w:val="0000FF"/>
+      <w:u w:val="single"/>
+    </w:rPr>
+  </w:style>
 </w:styles>
 </file>
 
@@ -533,7 +692,7 @@
         <a:sysClr val="windowText" lastClr="000000"/>
       </a:dk1>
       <a:lt1>
-        <a:sysClr val="window" lastClr="CAEACE"/>
+        <a:sysClr val="window" lastClr="FFFFFF"/>
       </a:lt1>
       <a:dk2>
         <a:srgbClr val="44546A"/>
